--- a/GRiSTEN_Based_Scale_Scoring.docx
+++ b/GRiSTEN_Based_Scale_Scoring.docx
@@ -10,21 +10,12 @@
           <w:bCs/>
         </w:rPr>
       </w:pPr>
-      <w:proofErr w:type="spellStart"/>
       <w:r>
         <w:rPr>
           <w:b/>
           <w:bCs/>
         </w:rPr>
-        <w:t>GRiSTEN</w:t>
-      </w:r>
-      <w:proofErr w:type="spellEnd"/>
-      <w:r>
-        <w:rPr>
-          <w:b/>
-          <w:bCs/>
-        </w:rPr>
-        <w:t>-Based Scale Scoring</w:t>
+        <w:t>GRiSTEN-Based Scale Scoring</w:t>
       </w:r>
     </w:p>
     <w:p>
@@ -36,37 +27,13 @@
         <w:tab/>
       </w:r>
       <w:r>
-        <w:t xml:space="preserve">In psychometrics, a common norming practice when test scores do not follow a normal distribution is the generation of stanines (nine-category scores) or </w:t>
-      </w:r>
-      <w:proofErr w:type="spellStart"/>
-      <w:r>
-        <w:t>decatypes</w:t>
-      </w:r>
-      <w:proofErr w:type="spellEnd"/>
-      <w:r>
-        <w:t xml:space="preserve"> (ten-category scores) (</w:t>
-      </w:r>
-      <w:proofErr w:type="spellStart"/>
-      <w:r>
-        <w:t>Graziotin</w:t>
-      </w:r>
-      <w:proofErr w:type="spellEnd"/>
-      <w:r>
-        <w:t xml:space="preserve"> </w:t>
+        <w:t xml:space="preserve">In psychometrics, a common norming practice when test scores do not follow a normal distribution is the generation of stanines (nine-category scores) or decatypes (ten-category scores) (Graziotin </w:t>
       </w:r>
       <w:r>
         <w:t>et al.</w:t>
       </w:r>
       <w:r>
-        <w:t xml:space="preserve">, 2021). The process begins by transforming the raw scores of variable </w:t>
-      </w:r>
-      <w:proofErr w:type="gramStart"/>
-      <w:r>
-        <w:t>X</w:t>
-      </w:r>
-      <w:proofErr w:type="gramEnd"/>
-      <w:r>
-        <w:t>—defined as the sum of scores across ordinal or dichotomous items—into percentile ranks within the discrete interval {1, 2, …, 99}.</w:t>
+        <w:t>, 2021). The process begins by transforming the raw scores of variable X—defined as the sum of scores across ordinal or dichotomous items—into percentile ranks within the discrete interval {1, 2, …, 99}.</w:t>
       </w:r>
     </w:p>
     <w:p>
@@ -238,23 +205,7 @@
         <w:t>ᵢ</w:t>
       </w:r>
       <w:r>
-        <w:t xml:space="preserve"> for </w:t>
-      </w:r>
-      <w:proofErr w:type="spellStart"/>
-      <w:r>
-        <w:t>decatypes</w:t>
-      </w:r>
-      <w:proofErr w:type="spellEnd"/>
-      <w:r>
-        <w:t>. This procedure yields nine (stanines) or ten (</w:t>
-      </w:r>
-      <w:proofErr w:type="spellStart"/>
-      <w:r>
-        <w:t>decatypes</w:t>
-      </w:r>
-      <w:proofErr w:type="spellEnd"/>
-      <w:r>
-        <w:t>) class intervals of normalized scores, centered around zero. In the stanine system, zero corresponds to the class mark of the fifth interval of e</w:t>
+        <w:t xml:space="preserve"> for decatypes. This procedure yields nine (stanines) or ten (decatypes) class intervals of normalized scores, centered around zero. In the stanine system, zero corresponds to the class mark of the fifth interval of e</w:t>
       </w:r>
       <w:r>
         <w:rPr>
@@ -263,15 +214,7 @@
         <w:t>ᵢ</w:t>
       </w:r>
       <w:r>
-        <w:t xml:space="preserve"> scores, whereas in the </w:t>
-      </w:r>
-      <w:proofErr w:type="spellStart"/>
-      <w:r>
-        <w:t>decatype</w:t>
-      </w:r>
-      <w:proofErr w:type="spellEnd"/>
-      <w:r>
-        <w:t xml:space="preserve"> system, zero represents the upper boundary of the fifth interval and the lower boundary of the sixth interval of </w:t>
+        <w:t xml:space="preserve"> scores, whereas in the decatype system, zero represents the upper boundary of the fifth interval and the lower boundary of the sixth interval of </w:t>
       </w:r>
       <w:r>
         <w:rPr>
@@ -301,29 +244,13 @@
         <w:tab/>
       </w:r>
       <w:r>
-        <w:t xml:space="preserve">Finally, these intervals are converted into cardinal numbers: from 1 to 9 for stanines and from 1 to 10 for </w:t>
-      </w:r>
-      <w:proofErr w:type="spellStart"/>
-      <w:r>
-        <w:t>decatypes</w:t>
-      </w:r>
-      <w:proofErr w:type="spellEnd"/>
-      <w:r>
-        <w:t>. These cardinal values correspond to the class marks of class intervals with a width of 0.5, thereby producing an ordinal scale without a unit of measurement.</w:t>
+        <w:t>Finally, these intervals are converted into cardinal numbers: from 1 to 9 for stanines and from 1 to 10 for decatypes. These cardinal values correspond to the class marks of class intervals with a width of 0.5, thereby producing an ordinal scale without a unit of measurement.</w:t>
       </w:r>
       <w:r>
         <w:t xml:space="preserve"> </w:t>
       </w:r>
       <w:r>
-        <w:t xml:space="preserve">See Table 3 for stanines and Table 4 for </w:t>
-      </w:r>
-      <w:proofErr w:type="spellStart"/>
-      <w:r>
-        <w:t>decatypes</w:t>
-      </w:r>
-      <w:proofErr w:type="spellEnd"/>
-      <w:r>
-        <w:t>.</w:t>
+        <w:t>See Table 3 for stanines and Table 4 for decatypes.</w:t>
       </w:r>
     </w:p>
     <w:p>
@@ -473,7 +400,6 @@
                 <w:lang w:val="es-MX"/>
               </w:rPr>
             </w:pPr>
-            <w:proofErr w:type="spellStart"/>
             <w:r>
               <w:rPr>
                 <w:i/>
@@ -491,7 +417,6 @@
               </w:rPr>
               <w:t>i</w:t>
             </w:r>
-            <w:proofErr w:type="spellEnd"/>
           </w:p>
         </w:tc>
         <w:tc>
@@ -512,7 +437,6 @@
                 <w:lang w:val="es-MX"/>
               </w:rPr>
             </w:pPr>
-            <w:proofErr w:type="spellStart"/>
             <w:r>
               <w:rPr>
                 <w:i/>
@@ -530,7 +454,6 @@
               </w:rPr>
               <w:t>i</w:t>
             </w:r>
-            <w:proofErr w:type="spellEnd"/>
           </w:p>
         </w:tc>
         <w:tc>
@@ -549,14 +472,12 @@
                 <w:lang w:val="es-MX"/>
               </w:rPr>
             </w:pPr>
-            <w:proofErr w:type="spellStart"/>
             <w:r>
               <w:rPr>
                 <w:lang w:val="es-MX"/>
               </w:rPr>
               <w:t>Stanines</w:t>
             </w:r>
-            <w:proofErr w:type="spellEnd"/>
           </w:p>
         </w:tc>
       </w:tr>
@@ -1729,7 +1650,6 @@
         </w:rPr>
         <w:t xml:space="preserve">-scores in the standard normal distribution </w:t>
       </w:r>
-      <w:proofErr w:type="gramStart"/>
       <w:r>
         <w:rPr>
           <w:rStyle w:val="nfasis"/>
@@ -1743,15 +1663,7 @@
           <w:sz w:val="20"/>
           <w:szCs w:val="20"/>
         </w:rPr>
-        <w:t>(</w:t>
-      </w:r>
-      <w:proofErr w:type="gramEnd"/>
-      <w:r>
-        <w:rPr>
-          <w:sz w:val="20"/>
-          <w:szCs w:val="20"/>
-        </w:rPr>
-        <w:t xml:space="preserve">0, 1); </w:t>
+        <w:t xml:space="preserve">(0, 1); </w:t>
       </w:r>
       <w:r>
         <w:rPr>
@@ -1798,7 +1710,6 @@
         </w:rPr>
         <w:t xml:space="preserve">-scores linearly transformed to follow a distribution </w:t>
       </w:r>
-      <w:proofErr w:type="gramStart"/>
       <w:r>
         <w:rPr>
           <w:rStyle w:val="nfasis"/>
@@ -1812,15 +1723,7 @@
           <w:sz w:val="20"/>
           <w:szCs w:val="20"/>
         </w:rPr>
-        <w:t>(</w:t>
-      </w:r>
-      <w:proofErr w:type="gramEnd"/>
-      <w:r>
-        <w:rPr>
-          <w:sz w:val="20"/>
-          <w:szCs w:val="20"/>
-        </w:rPr>
-        <w:t xml:space="preserve">5, 4). Stanines correspond to the class midpoints of the </w:t>
+        <w:t xml:space="preserve">(5, 4). Stanines correspond to the class midpoints of the </w:t>
       </w:r>
       <w:r>
         <w:rPr>
@@ -1856,17 +1759,8 @@
           <w:i/>
           <w:iCs/>
         </w:rPr>
-        <w:t xml:space="preserve">Transformation of percentiles to </w:t>
-      </w:r>
-      <w:proofErr w:type="spellStart"/>
-      <w:r>
-        <w:rPr>
-          <w:i/>
-          <w:iCs/>
-        </w:rPr>
-        <w:t>decatypes</w:t>
-      </w:r>
-      <w:proofErr w:type="spellEnd"/>
+        <w:t>Transformation of percentiles to decatypes</w:t>
+      </w:r>
     </w:p>
     <w:tbl>
       <w:tblPr>
@@ -1976,7 +1870,6 @@
                 <w:lang w:val="es-MX"/>
               </w:rPr>
             </w:pPr>
-            <w:proofErr w:type="spellStart"/>
             <w:r>
               <w:rPr>
                 <w:i/>
@@ -1994,7 +1887,6 @@
               </w:rPr>
               <w:t>i</w:t>
             </w:r>
-            <w:proofErr w:type="spellEnd"/>
           </w:p>
         </w:tc>
         <w:tc>
@@ -2050,14 +1942,12 @@
                 <w:lang w:val="es-MX"/>
               </w:rPr>
             </w:pPr>
-            <w:proofErr w:type="spellStart"/>
             <w:r>
               <w:rPr>
                 <w:lang w:val="es-MX"/>
               </w:rPr>
               <w:t>Decatypes</w:t>
             </w:r>
-            <w:proofErr w:type="spellEnd"/>
           </w:p>
         </w:tc>
       </w:tr>
@@ -3344,7 +3234,6 @@
         </w:rPr>
         <w:t xml:space="preserve">-scores in the standard normal distribution </w:t>
       </w:r>
-      <w:proofErr w:type="gramStart"/>
       <w:r>
         <w:rPr>
           <w:rStyle w:val="nfasis"/>
@@ -3358,15 +3247,7 @@
           <w:sz w:val="20"/>
           <w:szCs w:val="20"/>
         </w:rPr>
-        <w:t>(</w:t>
-      </w:r>
-      <w:proofErr w:type="gramEnd"/>
-      <w:r>
-        <w:rPr>
-          <w:sz w:val="20"/>
-          <w:szCs w:val="20"/>
-        </w:rPr>
-        <w:t xml:space="preserve">0, 1); </w:t>
+        <w:t xml:space="preserve">(0, 1); </w:t>
       </w:r>
       <w:r>
         <w:rPr>
@@ -3428,7 +3309,6 @@
         </w:rPr>
         <w:t xml:space="preserve">-scores linearly transformed to follow a distribution </w:t>
       </w:r>
-      <w:proofErr w:type="gramStart"/>
       <w:r>
         <w:rPr>
           <w:rStyle w:val="nfasis"/>
@@ -3442,45 +3322,21 @@
           <w:sz w:val="20"/>
           <w:szCs w:val="20"/>
         </w:rPr>
-        <w:t>(</w:t>
-      </w:r>
-      <w:proofErr w:type="gramEnd"/>
+        <w:t>(5</w:t>
+      </w:r>
       <w:r>
         <w:rPr>
           <w:sz w:val="20"/>
           <w:szCs w:val="20"/>
         </w:rPr>
-        <w:t>5</w:t>
+        <w:t>.5</w:t>
       </w:r>
       <w:r>
         <w:rPr>
           <w:sz w:val="20"/>
           <w:szCs w:val="20"/>
         </w:rPr>
-        <w:t>.5</w:t>
-      </w:r>
-      <w:r>
-        <w:rPr>
-          <w:sz w:val="20"/>
-          <w:szCs w:val="20"/>
-        </w:rPr>
-        <w:t xml:space="preserve">, 4). </w:t>
-      </w:r>
-      <w:proofErr w:type="spellStart"/>
-      <w:r>
-        <w:rPr>
-          <w:sz w:val="20"/>
-          <w:szCs w:val="20"/>
-        </w:rPr>
-        <w:t>Decatypes</w:t>
-      </w:r>
-      <w:proofErr w:type="spellEnd"/>
-      <w:r>
-        <w:rPr>
-          <w:sz w:val="20"/>
-          <w:szCs w:val="20"/>
-        </w:rPr>
-        <w:t xml:space="preserve"> correspond to the class midpoints of the </w:t>
+        <w:t xml:space="preserve">, 4). Decatypes correspond to the class midpoints of the </w:t>
       </w:r>
       <w:r>
         <w:rPr>
@@ -3513,23 +3369,7 @@
         <w:tab/>
       </w:r>
       <w:r>
-        <w:t xml:space="preserve">Stanine scores are more practical than </w:t>
-      </w:r>
-      <w:proofErr w:type="spellStart"/>
-      <w:r>
-        <w:t>decatypes</w:t>
-      </w:r>
-      <w:proofErr w:type="spellEnd"/>
-      <w:r>
-        <w:t xml:space="preserve"> because they are reduced to a single digit and include a central category (5). Scores ranging from 4 to 6 indicate an average level of the measured trait. A score of 4 corresponds to a marginal or insufficient level, whereas scores from 1 to 2 indicate a deficient level. Conversely, a score of 7 reflects a high level, and scores from 8 to 9 indicate an outstanding level (Hussey, 2004). Nevertheless, </w:t>
-      </w:r>
-      <w:proofErr w:type="spellStart"/>
-      <w:r>
-        <w:t>decatypes</w:t>
-      </w:r>
-      <w:proofErr w:type="spellEnd"/>
-      <w:r>
-        <w:t xml:space="preserve"> are more widely used. In this scoring system, values from 4 to 7 </w:t>
+        <w:t xml:space="preserve">Stanine scores are more practical than decatypes because they are reduced to a single digit and include a central category (5). Scores ranging from 4 to 6 indicate an average level of the measured trait. A score of 4 corresponds to a marginal or insufficient level, whereas scores from 1 to 2 indicate a deficient level. Conversely, a score of 7 reflects a high level, and scores from 8 to 9 indicate an outstanding level (Hussey, 2004). Nevertheless, decatypes are more widely used. In this scoring system, values from 4 to 7 </w:t>
       </w:r>
       <w:r>
         <w:lastRenderedPageBreak/>
@@ -3545,70 +3385,22 @@
         <w:tab/>
       </w:r>
       <w:r>
-        <w:t>A more recent norming proposal that explicitly accounts for skewness in continuous non‑normal distributions is the Golden Ratio in Statistics TEN scores (</w:t>
-      </w:r>
-      <w:proofErr w:type="spellStart"/>
-      <w:r>
-        <w:t>GRiSTEN</w:t>
-      </w:r>
-      <w:proofErr w:type="spellEnd"/>
-      <w:r>
-        <w:t xml:space="preserve"> scores), introduced by Gunver </w:t>
+        <w:t xml:space="preserve">A more recent norming proposal that explicitly accounts for skewness in continuous non‑normal distributions is the Golden Ratio in Statistics TEN scores (GRiSTEN scores), introduced by Gunver </w:t>
       </w:r>
       <w:r>
         <w:t>et al.</w:t>
       </w:r>
       <w:r>
-        <w:t xml:space="preserve"> (2018). Like </w:t>
-      </w:r>
-      <w:proofErr w:type="spellStart"/>
-      <w:r>
-        <w:t>decatypes</w:t>
-      </w:r>
-      <w:proofErr w:type="spellEnd"/>
-      <w:r>
-        <w:t xml:space="preserve">, </w:t>
-      </w:r>
-      <w:proofErr w:type="spellStart"/>
-      <w:r>
-        <w:t>GRiSTEN</w:t>
-      </w:r>
-      <w:proofErr w:type="spellEnd"/>
-      <w:r>
-        <w:t xml:space="preserve"> scores consist of ten cardinal values ranging from 1 to 10 (Table </w:t>
+        <w:t xml:space="preserve"> (2018). Like decatypes, GRiSTEN scores consist of ten cardinal values ranging from 1 to 10 (Table </w:t>
       </w:r>
       <w:r>
         <w:t>1</w:t>
       </w:r>
       <w:r>
-        <w:t xml:space="preserve">). Similarly to </w:t>
-      </w:r>
-      <w:proofErr w:type="spellStart"/>
-      <w:r>
-        <w:t>decatypes</w:t>
-      </w:r>
-      <w:proofErr w:type="spellEnd"/>
-      <w:r>
-        <w:t xml:space="preserve">, scores from 4 to 7 can be interpreted as reflecting an average level, scores from 1 to 3 as deficient, and scores from 8 to 10 as outstanding. </w:t>
-      </w:r>
-      <w:r>
-        <w:t xml:space="preserve">Gunver (2022) notes that </w:t>
-      </w:r>
-      <w:proofErr w:type="spellStart"/>
-      <w:r>
-        <w:t>GRiSTEN</w:t>
-      </w:r>
-      <w:proofErr w:type="spellEnd"/>
-      <w:r>
-        <w:t xml:space="preserve"> scores are less affected by pronounced skewness in the distribution of the variable and provide more appropriate norms than </w:t>
-      </w:r>
-      <w:proofErr w:type="spellStart"/>
-      <w:r>
-        <w:t>decatypes</w:t>
-      </w:r>
-      <w:proofErr w:type="spellEnd"/>
-      <w:r>
-        <w:t>, which impose a normality model on the data.</w:t>
+        <w:t xml:space="preserve">). Similarly to decatypes, scores from 4 to 7 can be interpreted as reflecting an average level, scores from 1 to 3 as deficient, and scores from 8 to 10 as outstanding. </w:t>
+      </w:r>
+      <w:r>
+        <w:t>Gunver (2022) notes that GRiSTEN scores are less affected by pronounced skewness in the distribution of the variable and provide more appropriate norms than decatypes, which impose a normality model on the data.</w:t>
       </w:r>
     </w:p>
     <w:p>
@@ -3620,33 +3412,8 @@
         <w:tab/>
       </w:r>
       <w:r>
-        <w:t xml:space="preserve">To obtain these scores, it is necessary to compute the </w:t>
-      </w:r>
-      <w:proofErr w:type="spellStart"/>
-      <w:r>
-        <w:t>GRiS</w:t>
-      </w:r>
-      <w:proofErr w:type="spellEnd"/>
-      <w:r>
-        <w:t xml:space="preserve"> mean, denoted by O, as well as the two independent </w:t>
-      </w:r>
-      <w:proofErr w:type="spellStart"/>
-      <w:r>
-        <w:t>GRiS</w:t>
-      </w:r>
-      <w:proofErr w:type="spellEnd"/>
-      <w:r>
-        <w:t xml:space="preserve"> deviations on either side of the </w:t>
-      </w:r>
-      <w:proofErr w:type="spellStart"/>
-      <w:r>
-        <w:t>GRiS</w:t>
-      </w:r>
-      <w:proofErr w:type="spellEnd"/>
-      <w:r>
-        <w:t xml:space="preserve"> mean, denoted as </w:t>
-      </w:r>
-      <w:proofErr w:type="spellStart"/>
+        <w:t xml:space="preserve">To obtain these scores, it is necessary to compute the GRiS mean, denoted by O, as well as the two independent GRiS deviations on either side of the GRiS mean, denoted as </w:t>
+      </w:r>
       <w:r>
         <w:rPr>
           <w:i/>
@@ -3662,7 +3429,6 @@
         </w:rPr>
         <w:t>Left</w:t>
       </w:r>
-      <w:proofErr w:type="spellEnd"/>
       <w:r>
         <w:t xml:space="preserve"> and </w:t>
       </w:r>
@@ -3720,24 +3486,25 @@
       <w:r>
         <w:t xml:space="preserve"> sample observations are sorted in ascending order and assigned an index (</w:t>
       </w:r>
-      <w:proofErr w:type="spellStart"/>
       <w:r>
         <w:rPr>
           <w:i/>
           <w:iCs/>
         </w:rPr>
-        <w:t>i</w:t>
-      </w:r>
-      <w:proofErr w:type="spellEnd"/>
+        <w:t>i)</w:t>
+      </w:r>
+      <w:r>
+        <w:t xml:space="preserve"> from 1 to </w:t>
+      </w:r>
       <w:r>
         <w:rPr>
           <w:i/>
           <w:iCs/>
         </w:rPr>
-        <w:t>)</w:t>
-      </w:r>
-      <w:r>
-        <w:t xml:space="preserve"> from 1 to </w:t>
+        <w:t>n</w:t>
+      </w:r>
+      <w:r>
+        <w:t xml:space="preserve">. The median of the </w:t>
       </w:r>
       <w:r>
         <w:rPr>
@@ -3747,27 +3514,15 @@
         <w:t>n</w:t>
       </w:r>
       <w:r>
-        <w:t xml:space="preserve">. The median of the </w:t>
+        <w:t xml:space="preserve"> sample observations, </w:t>
       </w:r>
       <w:r>
         <w:rPr>
           <w:i/>
           <w:iCs/>
         </w:rPr>
-        <w:t>n</w:t>
-      </w:r>
-      <w:r>
-        <w:t xml:space="preserve"> sample observations, </w:t>
-      </w:r>
-      <w:proofErr w:type="spellStart"/>
-      <w:r>
-        <w:rPr>
-          <w:i/>
-          <w:iCs/>
-        </w:rPr>
         <w:t>mdn</w:t>
       </w:r>
-      <w:proofErr w:type="spellEnd"/>
       <w:r>
         <w:t>(x), is then computed, as shown in Equation 1.</w:t>
       </w:r>
@@ -4631,7 +4386,6 @@
       <w:r>
         <w:t xml:space="preserve"> – </w:t>
       </w:r>
-      <w:proofErr w:type="spellStart"/>
       <w:r>
         <w:rPr>
           <w:i/>
@@ -4639,17 +4393,8 @@
         </w:rPr>
         <w:t>mdn</w:t>
       </w:r>
-      <w:proofErr w:type="spellEnd"/>
-      <w:r>
-        <w:t xml:space="preserve">(x). </w:t>
-      </w:r>
-      <w:proofErr w:type="gramStart"/>
-      <w:r>
-        <w:t>A weight</w:t>
-      </w:r>
-      <w:proofErr w:type="gramEnd"/>
-      <w:r>
-        <w:t xml:space="preserve"> is then assigned to each differential score (</w:t>
+      <w:r>
+        <w:t>(x). A weight is then assigned to each differential score (</w:t>
       </w:r>
       <w:r>
         <w:rPr>
@@ -4721,7 +4466,6 @@
       <w:r>
         <w:t xml:space="preserve"> – </w:t>
       </w:r>
-      <w:proofErr w:type="spellStart"/>
       <w:r>
         <w:rPr>
           <w:i/>
@@ -4729,7 +4473,6 @@
         </w:rPr>
         <w:t>mdn</w:t>
       </w:r>
-      <w:proofErr w:type="spellEnd"/>
       <w:r>
         <w:t>(x))</w:t>
       </w:r>
@@ -5232,21 +4975,7 @@
         <w:rPr>
           <w:rFonts w:eastAsiaTheme="minorEastAsia"/>
         </w:rPr>
-        <w:t xml:space="preserve"> weights (Equation 3). The </w:t>
-      </w:r>
-      <w:proofErr w:type="spellStart"/>
-      <w:r>
-        <w:rPr>
-          <w:rFonts w:eastAsiaTheme="minorEastAsia"/>
-        </w:rPr>
-        <w:t>GRiS</w:t>
-      </w:r>
-      <w:proofErr w:type="spellEnd"/>
-      <w:r>
-        <w:rPr>
-          <w:rFonts w:eastAsiaTheme="minorEastAsia"/>
-        </w:rPr>
-        <w:t xml:space="preserve"> mean</w:t>
+        <w:t xml:space="preserve"> weights (Equation 3). The GRiS mean</w:t>
       </w:r>
       <w:r>
         <w:rPr>
@@ -5738,33 +5467,8 @@
         <w:tab/>
       </w:r>
       <w:r>
-        <w:t xml:space="preserve">Once the </w:t>
-      </w:r>
-      <w:proofErr w:type="spellStart"/>
-      <w:r>
-        <w:t>GRiS</w:t>
-      </w:r>
-      <w:proofErr w:type="spellEnd"/>
-      <w:r>
-        <w:t xml:space="preserve"> </w:t>
-      </w:r>
-      <w:proofErr w:type="gramStart"/>
-      <w:r>
-        <w:t>mean</w:t>
-      </w:r>
-      <w:proofErr w:type="gramEnd"/>
-      <w:r>
-        <w:t xml:space="preserve"> has been obtained, the left </w:t>
-      </w:r>
-      <w:proofErr w:type="spellStart"/>
-      <w:r>
-        <w:t>GRiS</w:t>
-      </w:r>
-      <w:proofErr w:type="spellEnd"/>
-      <w:r>
-        <w:t xml:space="preserve"> deviation (</w:t>
-      </w:r>
-      <w:proofErr w:type="spellStart"/>
+        <w:t>Once the GRiS mean has been obtained, the left GRiS deviation (</w:t>
+      </w:r>
       <w:r>
         <w:rPr>
           <w:i/>
@@ -5780,17 +5484,8 @@
         </w:rPr>
         <w:t>Left</w:t>
       </w:r>
-      <w:proofErr w:type="spellEnd"/>
-      <w:r>
-        <w:t xml:space="preserve">) and the right </w:t>
-      </w:r>
-      <w:proofErr w:type="spellStart"/>
-      <w:r>
-        <w:t>GRiS</w:t>
-      </w:r>
-      <w:proofErr w:type="spellEnd"/>
-      <w:r>
-        <w:t xml:space="preserve"> deviation (</w:t>
+      <w:r>
+        <w:t>) and the right GRiS deviation (</w:t>
       </w:r>
       <w:r>
         <w:rPr>
@@ -5808,23 +5503,7 @@
         <w:t>Right</w:t>
       </w:r>
       <w:r>
-        <w:t xml:space="preserve">) can be computed. The procedure begins with the differential scores relative to the </w:t>
-      </w:r>
-      <w:proofErr w:type="spellStart"/>
-      <w:r>
-        <w:t>GRiS</w:t>
-      </w:r>
-      <w:proofErr w:type="spellEnd"/>
-      <w:r>
-        <w:t xml:space="preserve"> </w:t>
-      </w:r>
-      <w:proofErr w:type="gramStart"/>
-      <w:r>
-        <w:t>mean</w:t>
-      </w:r>
-      <w:proofErr w:type="gramEnd"/>
-      <w:r>
-        <w:t xml:space="preserve">: </w:t>
+        <w:t xml:space="preserve">) can be computed. The procedure begins with the differential scores relative to the GRiS mean: </w:t>
       </w:r>
       <w:r>
         <w:rPr>
@@ -5888,15 +5567,7 @@
         <w:t>k</w:t>
       </w:r>
       <w:r>
-        <w:t xml:space="preserve"> denotes the number of sample observations below the </w:t>
-      </w:r>
-      <w:proofErr w:type="spellStart"/>
-      <w:r>
-        <w:t>GRiS</w:t>
-      </w:r>
-      <w:proofErr w:type="spellEnd"/>
-      <w:r>
-        <w:t xml:space="preserve"> mean.</w:t>
+        <w:t xml:space="preserve"> denotes the number of sample observations below the GRiS mean.</w:t>
       </w:r>
     </w:p>
     <w:tbl>
@@ -5928,6 +5599,7 @@
               <w:spacing w:line="480" w:lineRule="auto"/>
               <w:jc w:val="center"/>
               <w:rPr>
+                <w:rFonts w:eastAsiaTheme="minorEastAsia"/>
                 <w:lang w:val="es-MX"/>
               </w:rPr>
             </w:pPr>
@@ -6159,6 +5831,13 @@
                     <w:lang w:val="es-MX"/>
                   </w:rPr>
                   <m:t>=</m:t>
+                </m:r>
+                <m:r>
+                  <w:rPr>
+                    <w:rFonts w:ascii="Cambria Math" w:hAnsi="Cambria Math"/>
+                    <w:lang w:val="es-MX"/>
+                  </w:rPr>
+                  <m:t>φ-</m:t>
                 </m:r>
                 <m:d>
                   <m:dPr>
@@ -6453,15 +6132,7 @@
         <w:tab/>
       </w:r>
       <w:r>
-        <w:t xml:space="preserve">Next, the so‑called weighted deviation from the </w:t>
-      </w:r>
-      <w:proofErr w:type="spellStart"/>
-      <w:r>
-        <w:t>GRiS</w:t>
-      </w:r>
-      <w:proofErr w:type="spellEnd"/>
-      <w:r>
-        <w:t xml:space="preserve"> mean (</w:t>
+        <w:t>Next, the so‑called weighted deviation from the GRiS mean (</w:t>
       </w:r>
       <w:r>
         <w:rPr>
@@ -6471,15 +6142,7 @@
         <w:t>WDO</w:t>
       </w:r>
       <w:r>
-        <w:t xml:space="preserve">) is computed as the product of the differential score relative to the </w:t>
-      </w:r>
-      <w:proofErr w:type="spellStart"/>
-      <w:r>
-        <w:t>GRiS</w:t>
-      </w:r>
-      <w:proofErr w:type="spellEnd"/>
-      <w:r>
-        <w:t xml:space="preserve"> mean and its corresponding weight:</w:t>
+        <w:t>) is computed as the product of the differential score relative to the GRiS mean and its corresponding weight:</w:t>
       </w:r>
       <w:r>
         <w:t xml:space="preserve"> </w:t>
@@ -6779,17 +6442,8 @@
         <w:tab/>
       </w:r>
       <w:r>
-        <w:t xml:space="preserve">The left </w:t>
-      </w:r>
-      <w:proofErr w:type="spellStart"/>
-      <w:r>
-        <w:t>GRiS</w:t>
-      </w:r>
-      <w:proofErr w:type="spellEnd"/>
-      <w:r>
-        <w:t xml:space="preserve"> deviation (</w:t>
-      </w:r>
-      <w:proofErr w:type="spellStart"/>
+        <w:t>The left GRiS deviation (</w:t>
+      </w:r>
       <w:r>
         <w:rPr>
           <w:i/>
@@ -6805,7 +6459,6 @@
         </w:rPr>
         <w:t>Left</w:t>
       </w:r>
-      <w:proofErr w:type="spellEnd"/>
       <w:r>
         <w:t xml:space="preserve">) is defined as the ratio between the sum of the </w:t>
       </w:r>
@@ -6817,15 +6470,7 @@
         <w:t>k</w:t>
       </w:r>
       <w:r>
-        <w:t xml:space="preserve"> negative weighted deviations from the </w:t>
-      </w:r>
-      <w:proofErr w:type="spellStart"/>
-      <w:r>
-        <w:t>GRiS</w:t>
-      </w:r>
-      <w:proofErr w:type="spellEnd"/>
-      <w:r>
-        <w:t xml:space="preserve"> mean (</w:t>
+        <w:t xml:space="preserve"> negative weighted deviations from the GRiS mean (</w:t>
       </w:r>
       <w:r>
         <w:rPr>
@@ -6840,7 +6485,6 @@
         </w:rPr>
         <w:t>(</w:t>
       </w:r>
-      <w:proofErr w:type="spellStart"/>
       <w:r>
         <w:rPr>
           <w:i/>
@@ -6849,7 +6493,6 @@
         </w:rPr>
         <w:t>i</w:t>
       </w:r>
-      <w:proofErr w:type="spellEnd"/>
       <w:r>
         <w:rPr>
           <w:vertAlign w:val="subscript"/>
@@ -6867,15 +6510,7 @@
         <w:t>O</w:t>
       </w:r>
       <w:r>
-        <w:t xml:space="preserve">(x)) and the sum of their corresponding weights. Its value is negative. The right </w:t>
-      </w:r>
-      <w:proofErr w:type="spellStart"/>
-      <w:r>
-        <w:t>GRiS</w:t>
-      </w:r>
-      <w:proofErr w:type="spellEnd"/>
-      <w:r>
-        <w:t xml:space="preserve"> deviation (</w:t>
+        <w:t>(x)) and the sum of their corresponding weights. Its value is negative. The right GRiS deviation (</w:t>
       </w:r>
       <w:r>
         <w:rPr>
@@ -6893,15 +6528,7 @@
         <w:t>Right</w:t>
       </w:r>
       <w:r>
-        <w:t xml:space="preserve">) is defined as the ratio between the sum of the positive weighted deviations from the </w:t>
-      </w:r>
-      <w:proofErr w:type="spellStart"/>
-      <w:r>
-        <w:t>GRiS</w:t>
-      </w:r>
-      <w:proofErr w:type="spellEnd"/>
-      <w:r>
-        <w:t xml:space="preserve"> mean (</w:t>
+        <w:t>) is defined as the ratio between the sum of the positive weighted deviations from the GRiS mean (</w:t>
       </w:r>
       <w:r>
         <w:rPr>
@@ -6916,7 +6543,6 @@
         </w:rPr>
         <w:t>(</w:t>
       </w:r>
-      <w:proofErr w:type="spellStart"/>
       <w:r>
         <w:rPr>
           <w:i/>
@@ -6925,7 +6551,6 @@
         </w:rPr>
         <w:t>i</w:t>
       </w:r>
-      <w:proofErr w:type="spellEnd"/>
       <w:r>
         <w:rPr>
           <w:vertAlign w:val="subscript"/>
@@ -6952,15 +6577,7 @@
         <w:t>O</w:t>
       </w:r>
       <w:r>
-        <w:t xml:space="preserve">(x)) and the sum of their corresponding weights. Its value is positive. Observations with zero deviation from the </w:t>
-      </w:r>
-      <w:proofErr w:type="spellStart"/>
-      <w:r>
-        <w:t>GRiS</w:t>
-      </w:r>
-      <w:proofErr w:type="spellEnd"/>
-      <w:r>
-        <w:t xml:space="preserve"> mean (</w:t>
+        <w:t>(x)) and the sum of their corresponding weights. Its value is positive. Observations with zero deviation from the GRiS mean (</w:t>
       </w:r>
       <w:r>
         <w:rPr>
@@ -6975,7 +6592,6 @@
         </w:rPr>
         <w:t>(</w:t>
       </w:r>
-      <w:proofErr w:type="spellStart"/>
       <w:r>
         <w:rPr>
           <w:i/>
@@ -6984,7 +6600,6 @@
         </w:rPr>
         <w:t>i</w:t>
       </w:r>
-      <w:proofErr w:type="spellEnd"/>
       <w:r>
         <w:rPr>
           <w:vertAlign w:val="subscript"/>
@@ -8004,23 +7619,7 @@
         <w:tab/>
       </w:r>
       <w:r>
-        <w:t xml:space="preserve">Finally, the continuous variable (or a discrete variable with many distinct values) is discretized (or transformed) into </w:t>
-      </w:r>
-      <w:proofErr w:type="spellStart"/>
-      <w:r>
-        <w:t>GRiSTEN</w:t>
-      </w:r>
-      <w:proofErr w:type="spellEnd"/>
-      <w:r>
-        <w:t xml:space="preserve"> scores (from 1 to 10) by summing the </w:t>
-      </w:r>
-      <w:proofErr w:type="spellStart"/>
-      <w:r>
-        <w:t>GRiS</w:t>
-      </w:r>
-      <w:proofErr w:type="spellEnd"/>
-      <w:r>
-        <w:t xml:space="preserve"> mean (</w:t>
+        <w:t>Finally, the continuous variable (or a discrete variable with many distinct values) is discretized (or transformed) into GRiSTEN scores (from 1 to 10) by summing the GRiS mean (</w:t>
       </w:r>
       <w:r>
         <w:rPr>
@@ -8030,33 +7629,8 @@
         <w:t>O</w:t>
       </w:r>
       <w:r>
-        <w:t xml:space="preserve">) and the appropriately weighted </w:t>
-      </w:r>
-      <w:proofErr w:type="spellStart"/>
-      <w:r>
-        <w:t>GRiS</w:t>
-      </w:r>
-      <w:proofErr w:type="spellEnd"/>
-      <w:r>
-        <w:t xml:space="preserve"> deviation (left or right). For a scale scored in the direct direction of the trait (i.e., higher scores indicate higher levels of the trait), the lower bounds (inclusive) for </w:t>
-      </w:r>
-      <w:proofErr w:type="spellStart"/>
-      <w:r>
-        <w:t>GRiSTEN</w:t>
-      </w:r>
-      <w:proofErr w:type="spellEnd"/>
-      <w:r>
-        <w:t xml:space="preserve"> scores 1 through 4 are determined by multiplying the left </w:t>
-      </w:r>
-      <w:proofErr w:type="spellStart"/>
-      <w:r>
-        <w:t>GRiS</w:t>
-      </w:r>
-      <w:proofErr w:type="spellEnd"/>
-      <w:r>
-        <w:t xml:space="preserve"> deviation (</w:t>
-      </w:r>
-      <w:proofErr w:type="spellStart"/>
+        <w:t>) and the appropriately weighted GRiS deviation (left or right). For a scale scored in the direct direction of the trait (i.e., higher scores indicate higher levels of the trait), the lower bounds (inclusive) for GRiSTEN scores 1 through 4 are determined by multiplying the left GRiS deviation (</w:t>
+      </w:r>
       <w:r>
         <w:rPr>
           <w:i/>
@@ -8072,33 +7646,8 @@
         </w:rPr>
         <w:t>Left</w:t>
       </w:r>
-      <w:proofErr w:type="spellEnd"/>
-      <w:r>
-        <w:t xml:space="preserve"> &lt; 0) by the factors 2, 1.5, 1, and 0.5, respectively. </w:t>
-      </w:r>
-      <w:proofErr w:type="spellStart"/>
-      <w:r>
-        <w:t>GRiSTEN</w:t>
-      </w:r>
-      <w:proofErr w:type="spellEnd"/>
-      <w:r>
-        <w:t xml:space="preserve"> score 5 takes 0 as its upper bound. At the opposite end of the scale, the upper bounds (exclusive) for </w:t>
-      </w:r>
-      <w:proofErr w:type="spellStart"/>
-      <w:r>
-        <w:t>GRiSTEN</w:t>
-      </w:r>
-      <w:proofErr w:type="spellEnd"/>
-      <w:r>
-        <w:t xml:space="preserve"> scores 6 through 9 are computed by weighting the right </w:t>
-      </w:r>
-      <w:proofErr w:type="spellStart"/>
-      <w:r>
-        <w:t>GRiS</w:t>
-      </w:r>
-      <w:proofErr w:type="spellEnd"/>
-      <w:r>
-        <w:t xml:space="preserve"> deviation (</w:t>
+      <w:r>
+        <w:t xml:space="preserve"> &lt; 0) by the factors 2, 1.5, 1, and 0.5, respectively. GRiSTEN score 5 takes 0 as its upper bound. At the opposite end of the scale, the upper bounds (exclusive) for GRiSTEN scores 6 through 9 are computed by weighting the right GRiS deviation (</w:t>
       </w:r>
       <w:r>
         <w:rPr>
@@ -8122,15 +7671,7 @@
         <w:t xml:space="preserve"> </w:t>
       </w:r>
       <w:r>
-        <w:t xml:space="preserve">&gt; 0) by the factors 0.5, 1, 1.5, and 2, respectively. This latter value, in turn, constitutes the lower bound of </w:t>
-      </w:r>
-      <w:proofErr w:type="spellStart"/>
-      <w:r>
-        <w:t>GRiSTEN</w:t>
-      </w:r>
-      <w:proofErr w:type="spellEnd"/>
-      <w:r>
-        <w:t xml:space="preserve"> score 10.</w:t>
+        <w:t>&gt; 0) by the factors 0.5, 1, 1.5, and 2, respectively. This latter value, in turn, constitutes the lower bound of GRiSTEN score 10.</w:t>
       </w:r>
       <w:r>
         <w:t xml:space="preserve"> </w:t>
@@ -8175,23 +7716,7 @@
           <w:i/>
           <w:iCs/>
         </w:rPr>
-        <w:t xml:space="preserve">Correspondence between </w:t>
-      </w:r>
-      <w:proofErr w:type="spellStart"/>
-      <w:r>
-        <w:rPr>
-          <w:i/>
-          <w:iCs/>
-        </w:rPr>
-        <w:t>GRiSTEN</w:t>
-      </w:r>
-      <w:proofErr w:type="spellEnd"/>
-      <w:r>
-        <w:rPr>
-          <w:i/>
-          <w:iCs/>
-        </w:rPr>
-        <w:t xml:space="preserve"> scores and the intervals of a scale</w:t>
+        <w:t>Correspondence between GRiSTEN scores and the intervals of a scale</w:t>
       </w:r>
       <w:r>
         <w:rPr>
@@ -8232,14 +7757,12 @@
                 <w:lang w:val="es-MX"/>
               </w:rPr>
             </w:pPr>
-            <w:proofErr w:type="spellStart"/>
             <w:r>
               <w:rPr>
                 <w:lang w:val="es-MX"/>
               </w:rPr>
               <w:t>GRiSTEN</w:t>
             </w:r>
-            <w:proofErr w:type="spellEnd"/>
           </w:p>
           <w:p>
             <w:pPr>
@@ -8273,33 +7796,11 @@
                 <w:lang w:val="es-MX"/>
               </w:rPr>
             </w:pPr>
-            <w:proofErr w:type="spellStart"/>
-            <w:r>
-              <w:rPr>
-                <w:lang w:val="es-MX"/>
-              </w:rPr>
-              <w:t>Intervals</w:t>
-            </w:r>
-            <w:proofErr w:type="spellEnd"/>
-            <w:r>
-              <w:rPr>
-                <w:lang w:val="es-MX"/>
-              </w:rPr>
-              <w:t xml:space="preserve"> </w:t>
-            </w:r>
-            <w:proofErr w:type="spellStart"/>
-            <w:r>
-              <w:rPr>
-                <w:lang w:val="es-MX"/>
-              </w:rPr>
-              <w:t>of</w:t>
-            </w:r>
-            <w:proofErr w:type="spellEnd"/>
-            <w:r>
-              <w:rPr>
-                <w:lang w:val="es-MX"/>
-              </w:rPr>
-              <w:t xml:space="preserve"> X</w:t>
+            <w:r>
+              <w:rPr>
+                <w:lang w:val="es-MX"/>
+              </w:rPr>
+              <w:t>Intervals of X</w:t>
             </w:r>
           </w:p>
         </w:tc>
@@ -8628,24 +8129,16 @@
               <w:rPr>
                 <w:lang w:val="pt-BR"/>
               </w:rPr>
-              <w:t xml:space="preserve"> </w:t>
-            </w:r>
-            <w:proofErr w:type="gramStart"/>
-            <w:r>
-              <w:rPr>
+              <w:t xml:space="preserve"> ≥  </w:t>
+            </w:r>
+            <w:r>
+              <w:rPr>
+                <w:i/>
+                <w:iCs/>
                 <w:lang w:val="pt-BR"/>
               </w:rPr>
-              <w:t xml:space="preserve">≥  </w:t>
-            </w:r>
-            <w:r>
-              <w:rPr>
-                <w:i/>
-                <w:iCs/>
-                <w:lang w:val="pt-BR"/>
-              </w:rPr>
               <w:t>O</w:t>
             </w:r>
-            <w:proofErr w:type="gramEnd"/>
             <w:r>
               <w:rPr>
                 <w:lang w:val="pt-BR"/>
@@ -8733,11 +8226,7 @@
               <w:t>x</w:t>
             </w:r>
             <w:r>
-              <w:t xml:space="preserve"> </w:t>
-            </w:r>
-            <w:proofErr w:type="gramStart"/>
-            <w:r>
-              <w:t xml:space="preserve">≥  </w:t>
+              <w:t xml:space="preserve"> ≥  </w:t>
             </w:r>
             <w:r>
               <w:rPr>
@@ -8746,7 +8235,6 @@
               </w:rPr>
               <w:t>O</w:t>
             </w:r>
-            <w:proofErr w:type="gramEnd"/>
             <w:r>
               <w:t>+1.5</w:t>
             </w:r>
@@ -8863,31 +8351,22 @@
               <w:rPr>
                 <w:lang w:val="pt-BR"/>
               </w:rPr>
-              <w:t xml:space="preserve"> </w:t>
-            </w:r>
-            <w:proofErr w:type="gramStart"/>
-            <w:r>
-              <w:rPr>
+              <w:t xml:space="preserve"> ≥  </w:t>
+            </w:r>
+            <w:r>
+              <w:rPr>
+                <w:i/>
+                <w:iCs/>
                 <w:lang w:val="pt-BR"/>
               </w:rPr>
-              <w:t xml:space="preserve">≥  </w:t>
-            </w:r>
-            <w:r>
-              <w:rPr>
-                <w:i/>
-                <w:iCs/>
+              <w:t>O</w:t>
+            </w:r>
+            <w:r>
+              <w:rPr>
                 <w:lang w:val="pt-BR"/>
               </w:rPr>
-              <w:t>O</w:t>
-            </w:r>
-            <w:proofErr w:type="gramEnd"/>
-            <w:r>
-              <w:rPr>
-                <w:lang w:val="pt-BR"/>
-              </w:rPr>
               <w:t> +</w:t>
             </w:r>
-            <w:proofErr w:type="spellStart"/>
             <w:r>
               <w:rPr>
                 <w:i/>
@@ -8905,7 +8384,6 @@
               </w:rPr>
               <w:t>Left</w:t>
             </w:r>
-            <w:proofErr w:type="spellEnd"/>
           </w:p>
         </w:tc>
         <w:tc>
@@ -8963,11 +8441,7 @@
               <w:t>x</w:t>
             </w:r>
             <w:r>
-              <w:t xml:space="preserve"> </w:t>
-            </w:r>
-            <w:proofErr w:type="gramStart"/>
-            <w:r>
-              <w:t xml:space="preserve">≥  </w:t>
+              <w:t xml:space="preserve"> ≥  </w:t>
             </w:r>
             <w:r>
               <w:rPr>
@@ -8976,7 +8450,6 @@
               </w:rPr>
               <w:t>O</w:t>
             </w:r>
-            <w:proofErr w:type="gramEnd"/>
             <w:r>
               <w:t> +</w:t>
             </w:r>
@@ -9045,7 +8518,6 @@
               </w:rPr>
               <w:t> +</w:t>
             </w:r>
-            <w:proofErr w:type="spellStart"/>
             <w:r>
               <w:rPr>
                 <w:i/>
@@ -9063,7 +8535,6 @@
               </w:rPr>
               <w:t>Left</w:t>
             </w:r>
-            <w:proofErr w:type="spellEnd"/>
             <w:r>
               <w:rPr>
                 <w:lang w:val="pt-BR"/>
@@ -9082,24 +8553,16 @@
               <w:rPr>
                 <w:lang w:val="pt-BR"/>
               </w:rPr>
-              <w:t xml:space="preserve"> </w:t>
-            </w:r>
-            <w:proofErr w:type="gramStart"/>
-            <w:r>
-              <w:rPr>
+              <w:t xml:space="preserve"> ≥  </w:t>
+            </w:r>
+            <w:r>
+              <w:rPr>
+                <w:i/>
+                <w:iCs/>
                 <w:lang w:val="pt-BR"/>
               </w:rPr>
-              <w:t xml:space="preserve">≥  </w:t>
-            </w:r>
-            <w:r>
-              <w:rPr>
-                <w:i/>
-                <w:iCs/>
-                <w:lang w:val="pt-BR"/>
-              </w:rPr>
               <w:t>O</w:t>
             </w:r>
-            <w:proofErr w:type="gramEnd"/>
             <w:r>
               <w:rPr>
                 <w:lang w:val="pt-BR"/>
@@ -9145,7 +8608,6 @@
                 <w:iCs/>
               </w:rPr>
             </w:pPr>
-            <w:proofErr w:type="spellStart"/>
             <w:r>
               <w:rPr>
                 <w:i/>
@@ -9171,7 +8633,6 @@
               </w:rPr>
               <w:t>Right</w:t>
             </w:r>
-            <w:proofErr w:type="spellEnd"/>
             <w:r>
               <w:t xml:space="preserve"> &gt; </w:t>
             </w:r>
@@ -9183,11 +8644,7 @@
               <w:t>x</w:t>
             </w:r>
             <w:r>
-              <w:t xml:space="preserve"> </w:t>
-            </w:r>
-            <w:proofErr w:type="gramStart"/>
-            <w:r>
-              <w:t xml:space="preserve">≥  </w:t>
+              <w:t xml:space="preserve"> ≥  </w:t>
             </w:r>
             <w:r>
               <w:rPr>
@@ -9196,7 +8653,6 @@
               </w:rPr>
               <w:t>O</w:t>
             </w:r>
-            <w:proofErr w:type="gramEnd"/>
             <w:r>
               <w:t> +0.5</w:t>
             </w:r>
@@ -9296,7 +8752,6 @@
               </w:rPr>
               <w:t xml:space="preserve"> </w:t>
             </w:r>
-            <w:proofErr w:type="spellStart"/>
             <w:r>
               <w:rPr>
                 <w:i/>
@@ -9314,7 +8769,6 @@
               </w:rPr>
               <w:t>Left</w:t>
             </w:r>
-            <w:proofErr w:type="spellEnd"/>
             <w:r>
               <w:rPr>
                 <w:vertAlign w:val="subscript"/>
@@ -9717,11 +9171,7 @@
               <w:t>x</w:t>
             </w:r>
             <w:r>
-              <w:t xml:space="preserve"> </w:t>
-            </w:r>
-            <w:proofErr w:type="gramStart"/>
-            <w:r>
-              <w:t xml:space="preserve">≥  </w:t>
+              <w:t xml:space="preserve"> ≥  </w:t>
             </w:r>
             <w:r>
               <w:rPr>
@@ -9730,7 +9180,6 @@
               </w:rPr>
               <w:t>O</w:t>
             </w:r>
-            <w:proofErr w:type="gramEnd"/>
             <w:r>
               <w:t> +</w:t>
             </w:r>
@@ -9821,31 +9270,22 @@
               <w:rPr>
                 <w:lang w:val="pt-BR"/>
               </w:rPr>
-              <w:t xml:space="preserve"> </w:t>
-            </w:r>
-            <w:proofErr w:type="gramStart"/>
-            <w:r>
-              <w:rPr>
+              <w:t xml:space="preserve"> ≥  </w:t>
+            </w:r>
+            <w:r>
+              <w:rPr>
+                <w:i/>
+                <w:iCs/>
                 <w:lang w:val="pt-BR"/>
               </w:rPr>
-              <w:t xml:space="preserve">≥  </w:t>
-            </w:r>
-            <w:r>
-              <w:rPr>
-                <w:i/>
-                <w:iCs/>
+              <w:t>O</w:t>
+            </w:r>
+            <w:r>
+              <w:rPr>
                 <w:lang w:val="pt-BR"/>
               </w:rPr>
-              <w:t>O</w:t>
-            </w:r>
-            <w:proofErr w:type="gramEnd"/>
-            <w:r>
-              <w:rPr>
-                <w:lang w:val="pt-BR"/>
-              </w:rPr>
               <w:t> +</w:t>
             </w:r>
-            <w:proofErr w:type="spellStart"/>
             <w:r>
               <w:rPr>
                 <w:i/>
@@ -9863,7 +9303,6 @@
               </w:rPr>
               <w:t>Left</w:t>
             </w:r>
-            <w:proofErr w:type="spellEnd"/>
           </w:p>
         </w:tc>
       </w:tr>
@@ -9897,7 +9336,6 @@
             <w:pPr>
               <w:jc w:val="center"/>
             </w:pPr>
-            <w:proofErr w:type="spellStart"/>
             <w:r>
               <w:rPr>
                 <w:i/>
@@ -9923,7 +9361,6 @@
               </w:rPr>
               <w:t>Right</w:t>
             </w:r>
-            <w:proofErr w:type="spellEnd"/>
             <w:r>
               <w:t xml:space="preserve"> &gt; </w:t>
             </w:r>
@@ -9935,11 +9372,7 @@
               <w:t>x</w:t>
             </w:r>
             <w:r>
-              <w:t xml:space="preserve"> </w:t>
-            </w:r>
-            <w:proofErr w:type="gramStart"/>
-            <w:r>
-              <w:t xml:space="preserve">≥  </w:t>
+              <w:t xml:space="preserve"> ≥  </w:t>
             </w:r>
             <w:r>
               <w:rPr>
@@ -9948,7 +9381,6 @@
               </w:rPr>
               <w:t>O</w:t>
             </w:r>
-            <w:proofErr w:type="gramEnd"/>
             <w:r>
               <w:t> +1.5</w:t>
             </w:r>
@@ -10003,7 +9435,6 @@
               </w:rPr>
               <w:t> +</w:t>
             </w:r>
-            <w:proofErr w:type="spellStart"/>
             <w:r>
               <w:rPr>
                 <w:i/>
@@ -10021,7 +9452,6 @@
               </w:rPr>
               <w:t>Left</w:t>
             </w:r>
-            <w:proofErr w:type="spellEnd"/>
             <w:r>
               <w:rPr>
                 <w:lang w:val="pt-BR"/>
@@ -10040,24 +9470,16 @@
               <w:rPr>
                 <w:lang w:val="pt-BR"/>
               </w:rPr>
-              <w:t xml:space="preserve"> </w:t>
-            </w:r>
-            <w:proofErr w:type="gramStart"/>
-            <w:r>
-              <w:rPr>
+              <w:t xml:space="preserve"> ≥  </w:t>
+            </w:r>
+            <w:r>
+              <w:rPr>
+                <w:i/>
+                <w:iCs/>
                 <w:lang w:val="pt-BR"/>
               </w:rPr>
-              <w:t xml:space="preserve">≥  </w:t>
-            </w:r>
-            <w:r>
-              <w:rPr>
-                <w:i/>
-                <w:iCs/>
-                <w:lang w:val="pt-BR"/>
-              </w:rPr>
               <w:t>O</w:t>
             </w:r>
-            <w:proofErr w:type="gramEnd"/>
             <w:r>
               <w:rPr>
                 <w:lang w:val="pt-BR"/>
@@ -10163,11 +9585,7 @@
               <w:t>x</w:t>
             </w:r>
             <w:r>
-              <w:t xml:space="preserve"> </w:t>
-            </w:r>
-            <w:proofErr w:type="gramStart"/>
-            <w:r>
-              <w:t xml:space="preserve">≥  </w:t>
+              <w:t xml:space="preserve"> ≥  </w:t>
             </w:r>
             <w:r>
               <w:rPr>
@@ -10176,7 +9594,6 @@
               </w:rPr>
               <w:t>O</w:t>
             </w:r>
-            <w:proofErr w:type="gramEnd"/>
             <w:r>
               <w:t> +2</w:t>
             </w:r>
@@ -10273,24 +9690,16 @@
               <w:rPr>
                 <w:lang w:val="pt-BR"/>
               </w:rPr>
-              <w:t xml:space="preserve"> </w:t>
-            </w:r>
-            <w:proofErr w:type="gramStart"/>
-            <w:r>
-              <w:rPr>
+              <w:t xml:space="preserve"> ≥  </w:t>
+            </w:r>
+            <w:r>
+              <w:rPr>
+                <w:i/>
+                <w:iCs/>
                 <w:lang w:val="pt-BR"/>
               </w:rPr>
-              <w:t xml:space="preserve">≥  </w:t>
-            </w:r>
-            <w:r>
-              <w:rPr>
-                <w:i/>
-                <w:iCs/>
-                <w:lang w:val="pt-BR"/>
-              </w:rPr>
               <w:t>O</w:t>
             </w:r>
-            <w:proofErr w:type="gramEnd"/>
             <w:r>
               <w:rPr>
                 <w:lang w:val="pt-BR"/>
@@ -10502,23 +9911,7 @@
           <w:sz w:val="20"/>
           <w:szCs w:val="20"/>
         </w:rPr>
-        <w:t xml:space="preserve">. </w:t>
-      </w:r>
-      <w:proofErr w:type="spellStart"/>
-      <w:r>
-        <w:rPr>
-          <w:sz w:val="20"/>
-          <w:szCs w:val="20"/>
-        </w:rPr>
-        <w:t>GRiSTEN</w:t>
-      </w:r>
-      <w:proofErr w:type="spellEnd"/>
-      <w:r>
-        <w:rPr>
-          <w:sz w:val="20"/>
-          <w:szCs w:val="20"/>
-        </w:rPr>
-        <w:t xml:space="preserve"> score = the 10 scores of the golden ratio in statistics, </w:t>
+        <w:t xml:space="preserve">. GRiSTEN score = the 10 scores of the golden ratio in statistics, </w:t>
       </w:r>
       <w:r>
         <w:rPr>
@@ -10534,25 +9927,8 @@
           <w:sz w:val="20"/>
           <w:szCs w:val="20"/>
         </w:rPr>
-        <w:t xml:space="preserve"> = mean </w:t>
-      </w:r>
-      <w:proofErr w:type="spellStart"/>
-      <w:r>
-        <w:rPr>
-          <w:sz w:val="20"/>
-          <w:szCs w:val="20"/>
-        </w:rPr>
-        <w:t>GRiS</w:t>
-      </w:r>
-      <w:proofErr w:type="spellEnd"/>
-      <w:r>
-        <w:rPr>
-          <w:sz w:val="20"/>
-          <w:szCs w:val="20"/>
-        </w:rPr>
-        <w:t xml:space="preserve"> or the golden ratio in statistics, </w:t>
-      </w:r>
-      <w:proofErr w:type="spellStart"/>
+        <w:t xml:space="preserve"> = mean GRiS or the golden ratio in statistics, </w:t>
+      </w:r>
       <w:r>
         <w:rPr>
           <w:i/>
@@ -10572,29 +9948,12 @@
         </w:rPr>
         <w:t>Left</w:t>
       </w:r>
-      <w:proofErr w:type="spellEnd"/>
       <w:r>
         <w:rPr>
           <w:sz w:val="20"/>
           <w:szCs w:val="20"/>
         </w:rPr>
-        <w:t xml:space="preserve"> = </w:t>
-      </w:r>
-      <w:proofErr w:type="spellStart"/>
-      <w:r>
-        <w:rPr>
-          <w:sz w:val="20"/>
-          <w:szCs w:val="20"/>
-        </w:rPr>
-        <w:t>GRiS</w:t>
-      </w:r>
-      <w:proofErr w:type="spellEnd"/>
-      <w:r>
-        <w:rPr>
-          <w:sz w:val="20"/>
-          <w:szCs w:val="20"/>
-        </w:rPr>
-        <w:t xml:space="preserve"> deviation to the left (its value is negative), </w:t>
+        <w:t xml:space="preserve"> = GRiS deviation to the left (its value is negative), </w:t>
       </w:r>
       <w:bookmarkStart w:id="2" w:name="_Hlk154771699"/>
       <w:bookmarkEnd w:id="2"/>
@@ -10622,23 +9981,7 @@
           <w:sz w:val="20"/>
           <w:szCs w:val="20"/>
         </w:rPr>
-        <w:t xml:space="preserve"> = </w:t>
-      </w:r>
-      <w:proofErr w:type="spellStart"/>
-      <w:r>
-        <w:rPr>
-          <w:sz w:val="20"/>
-          <w:szCs w:val="20"/>
-        </w:rPr>
-        <w:t>GRiS</w:t>
-      </w:r>
-      <w:proofErr w:type="spellEnd"/>
-      <w:r>
-        <w:rPr>
-          <w:sz w:val="20"/>
-          <w:szCs w:val="20"/>
-        </w:rPr>
-        <w:t xml:space="preserve"> deviation to the right (its value is positive).</w:t>
+        <w:t xml:space="preserve"> = GRiS deviation to the right (its value is positive).</w:t>
       </w:r>
       <w:bookmarkStart w:id="3" w:name="_Hlk206863981"/>
     </w:p>
@@ -10671,7 +10014,6 @@
           <w:lang w:eastAsia="es-MX"/>
         </w:rPr>
       </w:pPr>
-      <w:proofErr w:type="spellStart"/>
       <w:r>
         <w:rPr>
           <w:rFonts w:eastAsia="Times New Roman" w:cs="Times New Roman"/>
@@ -10679,17 +10021,7 @@
           <w:szCs w:val="24"/>
           <w:lang w:eastAsia="es-MX"/>
         </w:rPr>
-        <w:t>Graziotin</w:t>
-      </w:r>
-      <w:proofErr w:type="spellEnd"/>
-      <w:r>
-        <w:rPr>
-          <w:rFonts w:eastAsia="Times New Roman" w:cs="Times New Roman"/>
-          <w:color w:val="000000"/>
-          <w:szCs w:val="24"/>
-          <w:lang w:eastAsia="es-MX"/>
-        </w:rPr>
-        <w:t xml:space="preserve">, D., Lenberg, P., Feldt, R., &amp; Wagner, S. (2021). Psychometrics in behavioral software engineering: A methodological introduction with guidelines. </w:t>
+        <w:t xml:space="preserve">Graziotin, D., Lenberg, P., Feldt, R., &amp; Wagner, S. (2021). Psychometrics in behavioral software engineering: A methodological introduction with guidelines. </w:t>
       </w:r>
       <w:r>
         <w:rPr>
@@ -10771,15 +10103,7 @@
         <w:t>‑</w:t>
       </w:r>
       <w:r>
-        <w:t xml:space="preserve">referenced scoring on real data: a comparative study of </w:t>
-      </w:r>
-      <w:proofErr w:type="spellStart"/>
-      <w:r>
-        <w:t>GRiSTEN</w:t>
-      </w:r>
-      <w:proofErr w:type="spellEnd"/>
-      <w:r>
-        <w:t xml:space="preserve"> and STEN. </w:t>
+        <w:t xml:space="preserve">referenced scoring on real data: a comparative study of GRiSTEN and STEN. </w:t>
       </w:r>
       <w:r>
         <w:rPr>
@@ -10812,13 +10136,8 @@
         <w:t>,</w:t>
       </w:r>
       <w:r>
-        <w:t xml:space="preserve"> M. G., </w:t>
-      </w:r>
-      <w:proofErr w:type="spellStart"/>
-      <w:r>
-        <w:t>Senocak</w:t>
-      </w:r>
-      <w:proofErr w:type="spellEnd"/>
+        <w:t xml:space="preserve"> M. G., Senocak</w:t>
+      </w:r>
       <w:r>
         <w:t>,</w:t>
       </w:r>
@@ -10828,24 +10147,14 @@
       <w:r>
         <w:t xml:space="preserve">&amp; </w:t>
       </w:r>
-      <w:proofErr w:type="spellStart"/>
       <w:r>
         <w:t>Vehid</w:t>
       </w:r>
-      <w:proofErr w:type="spellEnd"/>
       <w:r>
         <w:t>,</w:t>
       </w:r>
       <w:r>
-        <w:t xml:space="preserve"> S. (2018). To determine skewness, </w:t>
-      </w:r>
-      <w:proofErr w:type="gramStart"/>
-      <w:r>
-        <w:t>mean</w:t>
-      </w:r>
-      <w:proofErr w:type="gramEnd"/>
-      <w:r>
-        <w:t xml:space="preserve"> and deviation with a new approach on continuous data. </w:t>
+        <w:t xml:space="preserve"> S. (2018). To determine skewness, mean and deviation with a new approach on continuous data. </w:t>
       </w:r>
       <w:r>
         <w:rPr>
@@ -10866,37 +10175,21 @@
           <w:i/>
           <w:iCs/>
         </w:rPr>
-        <w:t xml:space="preserve"> International Scientific </w:t>
-      </w:r>
-      <w:proofErr w:type="gramStart"/>
+        <w:t xml:space="preserve"> International Scientific Research</w:t>
+      </w:r>
       <w:r>
         <w:rPr>
           <w:i/>
           <w:iCs/>
         </w:rPr>
-        <w:t>Research</w:t>
+        <w:t>e</w:t>
       </w:r>
       <w:r>
         <w:rPr>
           <w:i/>
           <w:iCs/>
         </w:rPr>
-        <w:t>e</w:t>
-      </w:r>
-      <w:r>
-        <w:rPr>
-          <w:i/>
-          <w:iCs/>
-        </w:rPr>
-        <w:t>s</w:t>
-      </w:r>
-      <w:proofErr w:type="gramEnd"/>
-      <w:r>
-        <w:rPr>
-          <w:i/>
-          <w:iCs/>
-        </w:rPr>
-        <w:t xml:space="preserve"> Journal, 73</w:t>
+        <w:t>s Journal, 73</w:t>
       </w:r>
       <w:r>
         <w:t>(2), 64</w:t>
